--- a/Weekly Logs/Dave/Week 4.docx
+++ b/Weekly Logs/Dave/Week 4.docx
@@ -10,7 +10,6 @@
           <w:docPartUnique/>
         </w:docPartObj>
       </w:sdtPr>
-      <w:sdtEndPr/>
       <w:sdtContent>
         <w:p/>
         <w:p>
@@ -549,7 +548,6 @@
                                   <w:dataBinding w:prefixMappings="xmlns:ns0='http://purl.org/dc/elements/1.1/' xmlns:ns1='http://schemas.openxmlformats.org/package/2006/metadata/core-properties' " w:xpath="/ns1:coreProperties[1]/ns0:subject[1]" w:storeItemID="{6C3C8BC8-F283-45AE-878A-BAB7291924A1}"/>
                                   <w:text/>
                                 </w:sdtPr>
-                                <w:sdtEndPr/>
                                 <w:sdtContent>
                                   <w:p>
                                     <w:pPr>
@@ -562,7 +560,6 @@
                                         <w:szCs w:val="28"/>
                                       </w:rPr>
                                     </w:pPr>
-                                    <w:proofErr w:type="gramStart"/>
                                     <w:r>
                                       <w:rPr>
                                         <w:caps/>
@@ -579,9 +576,8 @@
                                         <w:sz w:val="28"/>
                                         <w:szCs w:val="28"/>
                                       </w:rPr>
-                                      <w:t>?</w:t>
+                                      <w:t>4</w:t>
                                     </w:r>
-                                    <w:proofErr w:type="gramEnd"/>
                                   </w:p>
                                 </w:sdtContent>
                               </w:sdt>
@@ -599,7 +595,6 @@
                                   <w:dataBinding w:prefixMappings="xmlns:ns0='http://purl.org/dc/elements/1.1/' xmlns:ns1='http://schemas.openxmlformats.org/package/2006/metadata/core-properties' " w:xpath="/ns1:coreProperties[1]/ns0:creator[1]" w:storeItemID="{6C3C8BC8-F283-45AE-878A-BAB7291924A1}"/>
                                   <w:text/>
                                 </w:sdtPr>
-                                <w:sdtEndPr/>
                                 <w:sdtContent>
                                   <w:p>
                                     <w:pPr>
@@ -663,7 +658,6 @@
                             <w:dataBinding w:prefixMappings="xmlns:ns0='http://purl.org/dc/elements/1.1/' xmlns:ns1='http://schemas.openxmlformats.org/package/2006/metadata/core-properties' " w:xpath="/ns1:coreProperties[1]/ns0:subject[1]" w:storeItemID="{6C3C8BC8-F283-45AE-878A-BAB7291924A1}"/>
                             <w:text/>
                           </w:sdtPr>
-                          <w:sdtEndPr/>
                           <w:sdtContent>
                             <w:p>
                               <w:pPr>
@@ -676,7 +670,6 @@
                                   <w:szCs w:val="28"/>
                                 </w:rPr>
                               </w:pPr>
-                              <w:proofErr w:type="gramStart"/>
                               <w:r>
                                 <w:rPr>
                                   <w:caps/>
@@ -693,9 +686,8 @@
                                   <w:sz w:val="28"/>
                                   <w:szCs w:val="28"/>
                                 </w:rPr>
-                                <w:t>?</w:t>
+                                <w:t>4</w:t>
                               </w:r>
-                              <w:proofErr w:type="gramEnd"/>
                             </w:p>
                           </w:sdtContent>
                         </w:sdt>
@@ -713,7 +705,6 @@
                             <w:dataBinding w:prefixMappings="xmlns:ns0='http://purl.org/dc/elements/1.1/' xmlns:ns1='http://schemas.openxmlformats.org/package/2006/metadata/core-properties' " w:xpath="/ns1:coreProperties[1]/ns0:creator[1]" w:storeItemID="{6C3C8BC8-F283-45AE-878A-BAB7291924A1}"/>
                             <w:text/>
                           </w:sdtPr>
-                          <w:sdtEndPr/>
                           <w:sdtContent>
                             <w:p>
                               <w:pPr>
@@ -831,7 +822,6 @@
                                     <w:calendar w:val="gregorian"/>
                                   </w:date>
                                 </w:sdtPr>
-                                <w:sdtEndPr/>
                                 <w:sdtContent>
                                   <w:p>
                                     <w:pPr>
@@ -898,7 +888,6 @@
                               <w:calendar w:val="gregorian"/>
                             </w:date>
                           </w:sdtPr>
-                          <w:sdtEndPr/>
                           <w:sdtContent>
                             <w:p>
                               <w:pPr>
@@ -1214,7 +1203,11 @@
           <w:tcPr>
             <w:tcW w:w="5063" w:type="dxa"/>
           </w:tcPr>
-          <w:p/>
+          <w:p>
+            <w:r>
+              <w:t>4</w:t>
+            </w:r>
+          </w:p>
         </w:tc>
       </w:tr>
       <w:tr>
@@ -1235,6 +1228,76 @@
                 <w:bCs/>
               </w:rPr>
               <w:t>Client meetings</w:t>
+            </w:r>
+          </w:p>
+        </w:tc>
+        <w:tc>
+          <w:tcPr>
+            <w:tcW w:w="5063" w:type="dxa"/>
+          </w:tcPr>
+          <w:p>
+            <w:r>
+              <w:t>4</w:t>
+            </w:r>
+            <w:r>
+              <w:t>5</w:t>
+            </w:r>
+            <w:r>
+              <w:t>m</w:t>
+            </w:r>
+          </w:p>
+        </w:tc>
+      </w:tr>
+      <w:tr>
+        <w:tc>
+          <w:tcPr>
+            <w:tcW w:w="5427" w:type="dxa"/>
+          </w:tcPr>
+          <w:p>
+            <w:pPr>
+              <w:rPr>
+                <w:b/>
+                <w:bCs/>
+              </w:rPr>
+            </w:pPr>
+            <w:r>
+              <w:rPr>
+                <w:b/>
+                <w:bCs/>
+              </w:rPr>
+              <w:t>Advisor meetings</w:t>
+            </w:r>
+          </w:p>
+        </w:tc>
+        <w:tc>
+          <w:tcPr>
+            <w:tcW w:w="5063" w:type="dxa"/>
+          </w:tcPr>
+          <w:p>
+            <w:r>
+              <w:t>1</w:t>
+            </w:r>
+          </w:p>
+        </w:tc>
+      </w:tr>
+      <w:tr>
+        <w:tc>
+          <w:tcPr>
+            <w:tcW w:w="5427" w:type="dxa"/>
+          </w:tcPr>
+          <w:p>
+            <w:pPr>
+              <w:rPr>
+                <w:b/>
+                <w:bCs/>
+              </w:rPr>
+            </w:pPr>
+            <w:r>
+              <w:rPr>
+                <w:b/>
+                <w:bCs/>
+              </w:rPr>
+              <w:t>Research</w:t>
             </w:r>
           </w:p>
         </w:tc>
@@ -1262,7 +1325,39 @@
                 <w:b/>
                 <w:bCs/>
               </w:rPr>
-              <w:t>Advisor meetings</w:t>
+              <w:t>Development</w:t>
+            </w:r>
+          </w:p>
+        </w:tc>
+        <w:tc>
+          <w:tcPr>
+            <w:tcW w:w="5063" w:type="dxa"/>
+          </w:tcPr>
+          <w:p>
+            <w:r>
+              <w:t>1</w:t>
+            </w:r>
+          </w:p>
+        </w:tc>
+      </w:tr>
+      <w:tr>
+        <w:tc>
+          <w:tcPr>
+            <w:tcW w:w="5427" w:type="dxa"/>
+          </w:tcPr>
+          <w:p>
+            <w:pPr>
+              <w:rPr>
+                <w:b/>
+                <w:bCs/>
+              </w:rPr>
+            </w:pPr>
+            <w:r>
+              <w:rPr>
+                <w:b/>
+                <w:bCs/>
+              </w:rPr>
+              <w:t>Testing</w:t>
             </w:r>
           </w:p>
         </w:tc>
@@ -1290,7 +1385,74 @@
                 <w:b/>
                 <w:bCs/>
               </w:rPr>
-              <w:t>Research</w:t>
+              <w:t>Documentation</w:t>
+            </w:r>
+          </w:p>
+        </w:tc>
+        <w:tc>
+          <w:tcPr>
+            <w:tcW w:w="5063" w:type="dxa"/>
+          </w:tcPr>
+          <w:p>
+            <w:r>
+              <w:t>9</w:t>
+            </w:r>
+            <w:r>
+              <w:t>h 30m</w:t>
+            </w:r>
+          </w:p>
+        </w:tc>
+      </w:tr>
+      <w:tr>
+        <w:tc>
+          <w:tcPr>
+            <w:tcW w:w="5427" w:type="dxa"/>
+          </w:tcPr>
+          <w:p>
+            <w:pPr>
+              <w:rPr>
+                <w:b/>
+                <w:bCs/>
+              </w:rPr>
+            </w:pPr>
+            <w:r>
+              <w:rPr>
+                <w:b/>
+                <w:bCs/>
+              </w:rPr>
+              <w:t>Logbook preparation</w:t>
+            </w:r>
+          </w:p>
+        </w:tc>
+        <w:tc>
+          <w:tcPr>
+            <w:tcW w:w="5063" w:type="dxa"/>
+          </w:tcPr>
+          <w:p>
+            <w:r>
+              <w:t>1</w:t>
+            </w:r>
+          </w:p>
+        </w:tc>
+      </w:tr>
+      <w:tr>
+        <w:tc>
+          <w:tcPr>
+            <w:tcW w:w="5427" w:type="dxa"/>
+          </w:tcPr>
+          <w:p>
+            <w:pPr>
+              <w:rPr>
+                <w:b/>
+                <w:bCs/>
+              </w:rPr>
+            </w:pPr>
+            <w:r>
+              <w:rPr>
+                <w:b/>
+                <w:bCs/>
+              </w:rPr>
+              <w:t>Other</w:t>
             </w:r>
           </w:p>
         </w:tc>
@@ -1318,7 +1480,7 @@
                 <w:b/>
                 <w:bCs/>
               </w:rPr>
-              <w:t>Development</w:t>
+              <w:t>Total hours for this week</w:t>
             </w:r>
           </w:p>
         </w:tc>
@@ -1328,7 +1490,7 @@
           </w:tcPr>
           <w:p>
             <w:r>
-              <w:t>1</w:t>
+              <w:t>17h 15m</w:t>
             </w:r>
           </w:p>
         </w:tc>
@@ -1350,35 +1512,14 @@
                 <w:b/>
                 <w:bCs/>
               </w:rPr>
-              <w:t>Testing</w:t>
-            </w:r>
-          </w:p>
-        </w:tc>
-        <w:tc>
-          <w:tcPr>
-            <w:tcW w:w="5063" w:type="dxa"/>
-          </w:tcPr>
-          <w:p/>
-        </w:tc>
-      </w:tr>
-      <w:tr>
-        <w:tc>
-          <w:tcPr>
-            <w:tcW w:w="5427" w:type="dxa"/>
-          </w:tcPr>
-          <w:p>
-            <w:pPr>
+              <w:t>Running total</w:t>
+            </w:r>
+            <w:r>
               <w:rPr>
                 <w:b/>
                 <w:bCs/>
               </w:rPr>
-            </w:pPr>
-            <w:r>
-              <w:rPr>
-                <w:b/>
-                <w:bCs/>
-              </w:rPr>
-              <w:t>Documentation</w:t>
+              <w:t xml:space="preserve"> of hours completed for Capstone</w:t>
             </w:r>
           </w:p>
         </w:tc>
@@ -1388,132 +1529,9 @@
           </w:tcPr>
           <w:p>
             <w:r>
-              <w:t>4</w:t>
+              <w:t>40</w:t>
             </w:r>
           </w:p>
-        </w:tc>
-      </w:tr>
-      <w:tr>
-        <w:tc>
-          <w:tcPr>
-            <w:tcW w:w="5427" w:type="dxa"/>
-          </w:tcPr>
-          <w:p>
-            <w:pPr>
-              <w:rPr>
-                <w:b/>
-                <w:bCs/>
-              </w:rPr>
-            </w:pPr>
-            <w:r>
-              <w:rPr>
-                <w:b/>
-                <w:bCs/>
-              </w:rPr>
-              <w:t>Logbook preparation</w:t>
-            </w:r>
-          </w:p>
-        </w:tc>
-        <w:tc>
-          <w:tcPr>
-            <w:tcW w:w="5063" w:type="dxa"/>
-          </w:tcPr>
-          <w:p>
-            <w:r>
-              <w:t>1</w:t>
-            </w:r>
-          </w:p>
-        </w:tc>
-      </w:tr>
-      <w:tr>
-        <w:tc>
-          <w:tcPr>
-            <w:tcW w:w="5427" w:type="dxa"/>
-          </w:tcPr>
-          <w:p>
-            <w:pPr>
-              <w:rPr>
-                <w:b/>
-                <w:bCs/>
-              </w:rPr>
-            </w:pPr>
-            <w:r>
-              <w:rPr>
-                <w:b/>
-                <w:bCs/>
-              </w:rPr>
-              <w:t>Other</w:t>
-            </w:r>
-          </w:p>
-        </w:tc>
-        <w:tc>
-          <w:tcPr>
-            <w:tcW w:w="5063" w:type="dxa"/>
-          </w:tcPr>
-          <w:p/>
-        </w:tc>
-      </w:tr>
-      <w:tr>
-        <w:tc>
-          <w:tcPr>
-            <w:tcW w:w="5427" w:type="dxa"/>
-          </w:tcPr>
-          <w:p>
-            <w:pPr>
-              <w:rPr>
-                <w:b/>
-                <w:bCs/>
-              </w:rPr>
-            </w:pPr>
-            <w:r>
-              <w:rPr>
-                <w:b/>
-                <w:bCs/>
-              </w:rPr>
-              <w:t>Total hours for this week</w:t>
-            </w:r>
-          </w:p>
-        </w:tc>
-        <w:tc>
-          <w:tcPr>
-            <w:tcW w:w="5063" w:type="dxa"/>
-          </w:tcPr>
-          <w:p/>
-        </w:tc>
-      </w:tr>
-      <w:tr>
-        <w:tc>
-          <w:tcPr>
-            <w:tcW w:w="5427" w:type="dxa"/>
-          </w:tcPr>
-          <w:p>
-            <w:pPr>
-              <w:rPr>
-                <w:b/>
-                <w:bCs/>
-              </w:rPr>
-            </w:pPr>
-            <w:r>
-              <w:rPr>
-                <w:b/>
-                <w:bCs/>
-              </w:rPr>
-              <w:t>Running total</w:t>
-            </w:r>
-            <w:r>
-              <w:rPr>
-                <w:b/>
-                <w:bCs/>
-              </w:rPr>
-              <w:t xml:space="preserve"> of hours completed for Capstone</w:t>
-            </w:r>
-          </w:p>
-        </w:tc>
-        <w:tc>
-          <w:tcPr>
-            <w:tcW w:w="5063" w:type="dxa"/>
-          </w:tcPr>
-          <w:p/>
         </w:tc>
       </w:tr>
     </w:tbl>
@@ -1535,6 +1553,8 @@
     <w:p>
       <w:pPr>
         <w:rPr>
+          <w:b/>
+          <w:bCs/>
           <w:lang w:val="en-NZ"/>
         </w:rPr>
       </w:pPr>
@@ -1550,34 +1570,32 @@
     <w:p>
       <w:pPr>
         <w:rPr>
-          <w:b/>
-          <w:bCs/>
           <w:lang w:val="en-NZ"/>
         </w:rPr>
       </w:pPr>
       <w:r>
         <w:rPr>
-          <w:b/>
-          <w:bCs/>
-          <w:lang w:val="en-NZ"/>
-        </w:rPr>
-        <w:t>Client meetings</w:t>
-      </w:r>
-      <w:r>
-        <w:rPr>
-          <w:b/>
-          <w:bCs/>
-          <w:lang w:val="en-NZ"/>
-        </w:rPr>
-        <w:t>:</w:t>
-      </w:r>
-      <w:r>
-        <w:rPr>
-          <w:b/>
-          <w:bCs/>
-          <w:lang w:val="en-NZ"/>
-        </w:rPr>
-        <w:t xml:space="preserve"> </w:t>
+          <w:lang w:val="en-NZ"/>
+        </w:rPr>
+        <w:t>Tuesday 10am – 11:30am</w:t>
+      </w:r>
+      <w:r>
+        <w:rPr>
+          <w:lang w:val="en-NZ"/>
+        </w:rPr>
+        <w:t xml:space="preserve">. Attempted to have a meeting with Geoff, but he wasn’t able to make it, so we discussed our </w:t>
+      </w:r>
+      <w:r>
+        <w:rPr>
+          <w:lang w:val="en-NZ"/>
+        </w:rPr>
+        <w:t>project proposal</w:t>
+      </w:r>
+      <w:r>
+        <w:rPr>
+          <w:lang w:val="en-NZ"/>
+        </w:rPr>
+        <w:t xml:space="preserve"> and who was covering which sections.</w:t>
       </w:r>
     </w:p>
     <w:p>
@@ -1588,19 +1606,45 @@
       </w:pPr>
       <w:r>
         <w:rPr>
-          <w:b/>
-          <w:bCs/>
-          <w:lang w:val="en-NZ"/>
-        </w:rPr>
-        <w:t>Advisor</w:t>
-      </w:r>
-      <w:r>
-        <w:rPr>
-          <w:b/>
-          <w:bCs/>
-          <w:lang w:val="en-NZ"/>
-        </w:rPr>
-        <w:t xml:space="preserve"> meetings: </w:t>
+          <w:lang w:val="en-NZ"/>
+        </w:rPr>
+        <w:t>F</w:t>
+      </w:r>
+      <w:r>
+        <w:rPr>
+          <w:lang w:val="en-NZ"/>
+        </w:rPr>
+        <w:t>riday 1</w:t>
+      </w:r>
+      <w:r>
+        <w:rPr>
+          <w:lang w:val="en-NZ"/>
+        </w:rPr>
+        <w:t>0:15am – 12:45pm. Group call w</w:t>
+      </w:r>
+      <w:r>
+        <w:rPr>
+          <w:lang w:val="en-NZ"/>
+        </w:rPr>
+        <w:t>h</w:t>
+      </w:r>
+      <w:r>
+        <w:rPr>
+          <w:lang w:val="en-NZ"/>
+        </w:rPr>
+        <w:t xml:space="preserve">ere we went over the proposal and </w:t>
+      </w:r>
+      <w:r>
+        <w:rPr>
+          <w:lang w:val="en-NZ"/>
+        </w:rPr>
+        <w:t xml:space="preserve">I </w:t>
+      </w:r>
+      <w:r>
+        <w:rPr>
+          <w:lang w:val="en-NZ"/>
+        </w:rPr>
+        <w:t>made last minute edits.</w:t>
       </w:r>
     </w:p>
     <w:p>
@@ -1617,7 +1661,7 @@
           <w:bCs/>
           <w:lang w:val="en-NZ"/>
         </w:rPr>
-        <w:t>Deve</w:t>
+        <w:t>Client meetings</w:t>
       </w:r>
       <w:r>
         <w:rPr>
@@ -1625,7 +1669,15 @@
           <w:bCs/>
           <w:lang w:val="en-NZ"/>
         </w:rPr>
-        <w:t>lopment:</w:t>
+        <w:t>:</w:t>
+      </w:r>
+      <w:r>
+        <w:rPr>
+          <w:b/>
+          <w:bCs/>
+          <w:lang w:val="en-NZ"/>
+        </w:rPr>
+        <w:t xml:space="preserve"> </w:t>
       </w:r>
     </w:p>
     <w:p>
@@ -1638,13 +1690,37 @@
         <w:rPr>
           <w:lang w:val="en-NZ"/>
         </w:rPr>
-        <w:t>2:30 – 3:30</w:t>
-      </w:r>
-      <w:r>
-        <w:rPr>
-          <w:lang w:val="en-NZ"/>
-        </w:rPr>
-        <w:t xml:space="preserve"> 1 hr meeting to teach the team how to use git.</w:t>
+        <w:t>Wednesday</w:t>
+      </w:r>
+      <w:r>
+        <w:rPr>
+          <w:lang w:val="en-NZ"/>
+        </w:rPr>
+        <w:t xml:space="preserve"> 1:30pm-2:1</w:t>
+      </w:r>
+      <w:r>
+        <w:rPr>
+          <w:lang w:val="en-NZ"/>
+        </w:rPr>
+        <w:t>5</w:t>
+      </w:r>
+      <w:r>
+        <w:rPr>
+          <w:lang w:val="en-NZ"/>
+        </w:rPr>
+        <w:t>pm</w:t>
+      </w:r>
+      <w:r>
+        <w:rPr>
+          <w:lang w:val="en-NZ"/>
+        </w:rPr>
+        <w:t xml:space="preserve">. </w:t>
+      </w:r>
+      <w:r>
+        <w:rPr>
+          <w:lang w:val="en-NZ"/>
+        </w:rPr>
+        <w:t>Recorded meeting with Geoff regarding requirements and deliverables.</w:t>
       </w:r>
     </w:p>
     <w:p>
@@ -1661,7 +1737,7 @@
           <w:bCs/>
           <w:lang w:val="en-NZ"/>
         </w:rPr>
-        <w:t>D</w:t>
+        <w:t>Advisor</w:t>
       </w:r>
       <w:r>
         <w:rPr>
@@ -1669,7 +1745,7 @@
           <w:bCs/>
           <w:lang w:val="en-NZ"/>
         </w:rPr>
-        <w:t>ocumentation:</w:t>
+        <w:t xml:space="preserve"> meetings:</w:t>
       </w:r>
     </w:p>
     <w:p>
@@ -1682,13 +1758,332 @@
         <w:rPr>
           <w:lang w:val="en-NZ"/>
         </w:rPr>
-        <w:t xml:space="preserve">Working </w:t>
-      </w:r>
-      <w:r>
-        <w:rPr>
-          <w:lang w:val="en-NZ"/>
-        </w:rPr>
-        <w:t>on the proposal</w:t>
+        <w:t>Thursday 12pm</w:t>
+      </w:r>
+      <w:r>
+        <w:rPr>
+          <w:lang w:val="en-NZ"/>
+        </w:rPr>
+        <w:t xml:space="preserve"> – 1pm</w:t>
+      </w:r>
+      <w:r>
+        <w:rPr>
+          <w:lang w:val="en-NZ"/>
+        </w:rPr>
+        <w:t>. Meeting with Clement</w:t>
+      </w:r>
+      <w:r>
+        <w:rPr>
+          <w:lang w:val="en-NZ"/>
+        </w:rPr>
+        <w:t xml:space="preserve"> discussing what needs to be kept track of, and how the proposal is going. Sent him the current </w:t>
+      </w:r>
+      <w:r>
+        <w:rPr>
+          <w:lang w:val="en-NZ"/>
+        </w:rPr>
+        <w:t xml:space="preserve">proposal </w:t>
+      </w:r>
+      <w:r>
+        <w:rPr>
+          <w:lang w:val="en-NZ"/>
+        </w:rPr>
+        <w:t>draft for feedback.</w:t>
+      </w:r>
+    </w:p>
+    <w:p>
+      <w:pPr>
+        <w:rPr>
+          <w:b/>
+          <w:bCs/>
+          <w:lang w:val="en-NZ"/>
+        </w:rPr>
+      </w:pPr>
+      <w:r>
+        <w:rPr>
+          <w:b/>
+          <w:bCs/>
+          <w:lang w:val="en-NZ"/>
+        </w:rPr>
+        <w:lastRenderedPageBreak/>
+        <w:t>Deve</w:t>
+      </w:r>
+      <w:r>
+        <w:rPr>
+          <w:b/>
+          <w:bCs/>
+          <w:lang w:val="en-NZ"/>
+        </w:rPr>
+        <w:t>lopment:</w:t>
+      </w:r>
+    </w:p>
+    <w:p>
+      <w:pPr>
+        <w:rPr>
+          <w:lang w:val="en-NZ"/>
+        </w:rPr>
+      </w:pPr>
+      <w:r>
+        <w:rPr>
+          <w:lang w:val="en-NZ"/>
+        </w:rPr>
+        <w:t xml:space="preserve">Monday </w:t>
+      </w:r>
+      <w:r>
+        <w:rPr>
+          <w:lang w:val="en-NZ"/>
+        </w:rPr>
+        <w:t>2:30 – 3:30</w:t>
+      </w:r>
+      <w:r>
+        <w:rPr>
+          <w:lang w:val="en-NZ"/>
+        </w:rPr>
+        <w:t>.</w:t>
+      </w:r>
+      <w:r>
+        <w:rPr>
+          <w:lang w:val="en-NZ"/>
+        </w:rPr>
+        <w:t xml:space="preserve"> 1 hr meeting to teach the team how to use git.</w:t>
+      </w:r>
+    </w:p>
+    <w:p>
+      <w:pPr>
+        <w:rPr>
+          <w:b/>
+          <w:bCs/>
+          <w:lang w:val="en-NZ"/>
+        </w:rPr>
+      </w:pPr>
+      <w:r>
+        <w:rPr>
+          <w:b/>
+          <w:bCs/>
+          <w:lang w:val="en-NZ"/>
+        </w:rPr>
+        <w:t>D</w:t>
+      </w:r>
+      <w:r>
+        <w:rPr>
+          <w:b/>
+          <w:bCs/>
+          <w:lang w:val="en-NZ"/>
+        </w:rPr>
+        <w:t>ocumentation:</w:t>
+      </w:r>
+    </w:p>
+    <w:p>
+      <w:pPr>
+        <w:rPr>
+          <w:lang w:val="en-NZ"/>
+        </w:rPr>
+      </w:pPr>
+      <w:r>
+        <w:rPr>
+          <w:lang w:val="en-NZ"/>
+        </w:rPr>
+        <w:t>Monday</w:t>
+      </w:r>
+      <w:r>
+        <w:rPr>
+          <w:lang w:val="en-NZ"/>
+        </w:rPr>
+        <w:t xml:space="preserve"> 10am </w:t>
+      </w:r>
+      <w:r>
+        <w:rPr>
+          <w:lang w:val="en-NZ"/>
+        </w:rPr>
+        <w:t>–</w:t>
+      </w:r>
+      <w:r>
+        <w:rPr>
+          <w:lang w:val="en-NZ"/>
+        </w:rPr>
+        <w:t xml:space="preserve"> </w:t>
+      </w:r>
+      <w:r>
+        <w:rPr>
+          <w:lang w:val="en-NZ"/>
+        </w:rPr>
+        <w:t>12pm</w:t>
+      </w:r>
+      <w:r>
+        <w:rPr>
+          <w:lang w:val="en-NZ"/>
+        </w:rPr>
+        <w:t>,</w:t>
+      </w:r>
+      <w:r>
+        <w:rPr>
+          <w:lang w:val="en-NZ"/>
+        </w:rPr>
+        <w:t xml:space="preserve"> 1pm </w:t>
+      </w:r>
+      <w:r>
+        <w:rPr>
+          <w:lang w:val="en-NZ"/>
+        </w:rPr>
+        <w:t>–</w:t>
+      </w:r>
+      <w:r>
+        <w:rPr>
+          <w:lang w:val="en-NZ"/>
+        </w:rPr>
+        <w:t xml:space="preserve"> </w:t>
+      </w:r>
+      <w:r>
+        <w:rPr>
+          <w:lang w:val="en-NZ"/>
+        </w:rPr>
+        <w:t>2:30</w:t>
+      </w:r>
+      <w:r>
+        <w:rPr>
+          <w:lang w:val="en-NZ"/>
+        </w:rPr>
+        <w:t>pm</w:t>
+      </w:r>
+      <w:r>
+        <w:rPr>
+          <w:lang w:val="en-NZ"/>
+        </w:rPr>
+        <w:t xml:space="preserve">. </w:t>
+      </w:r>
+      <w:r>
+        <w:rPr>
+          <w:lang w:val="en-NZ"/>
+        </w:rPr>
+        <w:t>Worked on the risk assessment section of the proposal</w:t>
+      </w:r>
+      <w:r>
+        <w:rPr>
+          <w:lang w:val="en-NZ"/>
+        </w:rPr>
+        <w:t>.</w:t>
+      </w:r>
+    </w:p>
+    <w:p>
+      <w:pPr>
+        <w:rPr>
+          <w:lang w:val="en-NZ"/>
+        </w:rPr>
+      </w:pPr>
+      <w:r>
+        <w:rPr>
+          <w:lang w:val="en-NZ"/>
+        </w:rPr>
+        <w:t>Wednesday</w:t>
+      </w:r>
+      <w:r>
+        <w:rPr>
+          <w:lang w:val="en-NZ"/>
+        </w:rPr>
+        <w:t xml:space="preserve"> 10am-1pm</w:t>
+      </w:r>
+      <w:r>
+        <w:rPr>
+          <w:lang w:val="en-NZ"/>
+        </w:rPr>
+        <w:t>, 2</w:t>
+      </w:r>
+      <w:r>
+        <w:rPr>
+          <w:lang w:val="en-NZ"/>
+        </w:rPr>
+        <w:t>:30</w:t>
+      </w:r>
+      <w:r>
+        <w:rPr>
+          <w:lang w:val="en-NZ"/>
+        </w:rPr>
+        <w:t>pm – 4pm.</w:t>
+      </w:r>
+      <w:r>
+        <w:rPr>
+          <w:lang w:val="en-NZ"/>
+        </w:rPr>
+        <w:t xml:space="preserve"> </w:t>
+      </w:r>
+      <w:r>
+        <w:rPr>
+          <w:lang w:val="en-NZ"/>
+        </w:rPr>
+        <w:t>Finish</w:t>
+      </w:r>
+      <w:r>
+        <w:rPr>
+          <w:lang w:val="en-NZ"/>
+        </w:rPr>
+        <w:t xml:space="preserve">ed </w:t>
+      </w:r>
+      <w:r>
+        <w:rPr>
+          <w:lang w:val="en-NZ"/>
+        </w:rPr>
+        <w:t>o</w:t>
+      </w:r>
+      <w:r>
+        <w:rPr>
+          <w:lang w:val="en-NZ"/>
+        </w:rPr>
+        <w:t>ff the Risk mitigation and contingency plans</w:t>
+      </w:r>
+      <w:r>
+        <w:rPr>
+          <w:lang w:val="en-NZ"/>
+        </w:rPr>
+        <w:t>, started on the Gantt chart.</w:t>
+      </w:r>
+    </w:p>
+    <w:p>
+      <w:pPr>
+        <w:rPr>
+          <w:lang w:val="en-NZ"/>
+        </w:rPr>
+      </w:pPr>
+      <w:r>
+        <w:rPr>
+          <w:lang w:val="en-NZ"/>
+        </w:rPr>
+        <w:t xml:space="preserve">Thursday </w:t>
+      </w:r>
+      <w:r>
+        <w:rPr>
+          <w:lang w:val="en-NZ"/>
+        </w:rPr>
+        <w:t>10:30</w:t>
+      </w:r>
+      <w:r>
+        <w:rPr>
+          <w:lang w:val="en-NZ"/>
+        </w:rPr>
+        <w:t>am</w:t>
+      </w:r>
+      <w:r>
+        <w:rPr>
+          <w:lang w:val="en-NZ"/>
+        </w:rPr>
+        <w:t xml:space="preserve"> </w:t>
+      </w:r>
+      <w:r>
+        <w:rPr>
+          <w:lang w:val="en-NZ"/>
+        </w:rPr>
+        <w:t>–</w:t>
+      </w:r>
+      <w:r>
+        <w:rPr>
+          <w:lang w:val="en-NZ"/>
+        </w:rPr>
+        <w:t xml:space="preserve"> </w:t>
+      </w:r>
+      <w:r>
+        <w:rPr>
+          <w:lang w:val="en-NZ"/>
+        </w:rPr>
+        <w:t>12pm. Finished the Gantt chart.</w:t>
       </w:r>
     </w:p>
     <w:sectPr>
